--- a/Голованов_Роман_Максимович_ВКР.docx
+++ b/Голованов_Роман_Максимович_ВКР.docx
@@ -2,6 +2,113 @@
 <file path=word/document.xml><?xml version="1.0" encoding="utf-8"?>
 <w:document xmlns:wpc="http://schemas.microsoft.com/office/word/2010/wordprocessingCanvas" xmlns:cx="http://schemas.microsoft.com/office/drawing/2014/chartex" xmlns:cx1="http://schemas.microsoft.com/office/drawing/2015/9/8/chartex" xmlns:cx2="http://schemas.microsoft.com/office/drawing/2015/10/21/chartex" xmlns:cx3="http://schemas.microsoft.com/office/drawing/2016/5/9/chartex" xmlns:cx4="http://schemas.microsoft.com/office/drawing/2016/5/10/chartex" xmlns:cx5="http://schemas.microsoft.com/office/drawing/2016/5/11/chartex" xmlns:cx6="http://schemas.microsoft.com/office/drawing/2016/5/12/chartex" xmlns:cx7="http://schemas.microsoft.com/office/drawing/2016/5/13/chartex" xmlns:cx8="http://schemas.microsoft.com/office/drawing/2016/5/14/chartex" xmlns:mc="http://schemas.openxmlformats.org/markup-compatibility/2006" xmlns:aink="http://schemas.microsoft.com/office/drawing/2016/ink" xmlns:am3d="http://schemas.microsoft.com/office/drawing/2017/model3d" xmlns:o="urn:schemas-microsoft-com:office:office" xmlns:r="http://schemas.openxmlformats.org/officeDocument/2006/relationships" xmlns:m="http://schemas.openxmlformats.org/officeDocument/2006/math" xmlns:v="urn:schemas-microsoft-com:vml" xmlns:wp14="http://schemas.microsoft.com/office/word/2010/wordprocessingDrawing" xmlns:wp="http://schemas.openxmlformats.org/drawingml/2006/wordprocessingDrawing" xmlns:w10="urn:schemas-microsoft-com:office:word" xmlns:w="http://schemas.openxmlformats.org/wordprocessingml/2006/main" xmlns:w14="http://schemas.microsoft.com/office/word/2010/wordml" xmlns:w15="http://schemas.microsoft.com/office/word/2012/wordml" xmlns:w16cex="http://schemas.microsoft.com/office/word/2018/wordml/cex" xmlns:w16cid="http://schemas.microsoft.com/office/word/2016/wordml/cid" xmlns:w16="http://schemas.microsoft.com/office/word/2018/wordml" xmlns:w16sdtdh="http://schemas.microsoft.com/office/word/2020/wordml/sdtdatahash" xmlns:w16se="http://schemas.microsoft.com/office/word/2015/wordml/symex" xmlns:wpg="http://schemas.microsoft.com/office/word/2010/wordprocessingGroup" xmlns:wpi="http://schemas.microsoft.com/office/word/2010/wordprocessingInk" xmlns:wne="http://schemas.microsoft.com/office/word/2006/wordml" xmlns:wps="http://schemas.microsoft.com/office/word/2010/wordprocessingShape" mc:Ignorable="w14 w15 w16se w16cid w16 w16cex w16sdtdh wp14">
   <w:body>
+    <w:sdt>
+      <w:sdtPr>
+        <w:id w:val="-2023237853"/>
+        <w:docPartObj>
+          <w:docPartGallery w:val="Cover Pages"/>
+          <w:docPartUnique/>
+        </w:docPartObj>
+      </w:sdtPr>
+      <w:sdtEndPr>
+        <w:rPr>
+          <w:b/>
+          <w:bCs/>
+          <w:lang w:val="ru-RU"/>
+        </w:rPr>
+      </w:sdtEndPr>
+      <w:sdtContent>
+        <w:p>
+          <w:pPr>
+            <w:jc w:val="center"/>
+            <w:rPr>
+              <w:lang w:val="ru-RU"/>
+            </w:rPr>
+          </w:pPr>
+          <w:r>
+            <w:rPr>
+              <w:b/>
+              <w:bCs/>
+              <w:noProof/>
+              <w:lang w:val="ru-RU"/>
+            </w:rPr>
+            <w:drawing>
+              <wp:anchor distT="0" distB="0" distL="114300" distR="114300" simplePos="0" relativeHeight="251658240" behindDoc="0" locked="0" layoutInCell="1" allowOverlap="1" wp14:anchorId="297EC765" wp14:editId="0576F8EF">
+                <wp:simplePos x="0" y="0"/>
+                <wp:positionH relativeFrom="column">
+                  <wp:posOffset>333375</wp:posOffset>
+                </wp:positionH>
+                <wp:positionV relativeFrom="paragraph">
+                  <wp:posOffset>0</wp:posOffset>
+                </wp:positionV>
+                <wp:extent cx="7099935" cy="10041255"/>
+                <wp:effectExtent l="0" t="0" r="5715" b="0"/>
+                <wp:wrapNone/>
+                <wp:docPr id="2" name="Рисунок 2"/>
+                <wp:cNvGraphicFramePr>
+                  <a:graphicFrameLocks xmlns:a="http://schemas.openxmlformats.org/drawingml/2006/main" noChangeAspect="1"/>
+                </wp:cNvGraphicFramePr>
+                <a:graphic xmlns:a="http://schemas.openxmlformats.org/drawingml/2006/main">
+                  <a:graphicData uri="http://schemas.openxmlformats.org/drawingml/2006/picture">
+                    <pic:pic xmlns:pic="http://schemas.openxmlformats.org/drawingml/2006/picture">
+                      <pic:nvPicPr>
+                        <pic:cNvPr id="2" name="Рисунок 2"/>
+                        <pic:cNvPicPr/>
+                      </pic:nvPicPr>
+                      <pic:blipFill>
+                        <a:blip r:embed="rId8"/>
+                        <a:stretch>
+                          <a:fillRect/>
+                        </a:stretch>
+                      </pic:blipFill>
+                      <pic:spPr>
+                        <a:xfrm>
+                          <a:off x="0" y="0"/>
+                          <a:ext cx="7099935" cy="10041255"/>
+                        </a:xfrm>
+                        <a:prstGeom prst="rect">
+                          <a:avLst/>
+                        </a:prstGeom>
+                      </pic:spPr>
+                    </pic:pic>
+                  </a:graphicData>
+                </a:graphic>
+                <wp14:sizeRelH relativeFrom="page">
+                  <wp14:pctWidth>0</wp14:pctWidth>
+                </wp14:sizeRelH>
+                <wp14:sizeRelV relativeFrom="page">
+                  <wp14:pctHeight>0</wp14:pctHeight>
+                </wp14:sizeRelV>
+              </wp:anchor>
+            </w:drawing>
+          </w:r>
+        </w:p>
+      </w:sdtContent>
+    </w:sdt>
+    <w:p>
+      <w:pPr>
+        <w:pStyle w:val="aff0"/>
+        <w:jc w:val="center"/>
+        <w:rPr>
+          <w:rFonts w:ascii="Times New Roman" w:eastAsia="Times New Roman" w:hAnsi="Times New Roman" w:cstheme="minorBidi"/>
+          <w:b w:val="0"/>
+          <w:bCs w:val="0"/>
+          <w:color w:val="auto"/>
+          <w:szCs w:val="22"/>
+          <w:lang w:val="ru-RU"/>
+        </w:rPr>
+        <w:sectPr>
+          <w:footerReference w:type="default" r:id="rId9"/>
+          <w:footerReference w:type="first" r:id="rId10"/>
+          <w:pgSz w:w="12240" w:h="15840"/>
+          <w:pgMar w:top="0" w:right="0" w:bottom="0" w:left="0" w:header="720" w:footer="720" w:gutter="0"/>
+          <w:pgNumType w:start="0"/>
+          <w:cols w:space="720"/>
+          <w:titlePg/>
+          <w:docGrid w:linePitch="381"/>
+        </w:sectPr>
+      </w:pPr>
+    </w:p>
     <w:sdt>
       <w:sdtPr>
         <w:rPr>
@@ -26,11 +133,14 @@
       <w:sdtContent>
         <w:p>
           <w:pPr>
-            <w:pStyle w:val="aff"/>
+            <w:pStyle w:val="aff0"/>
             <w:jc w:val="center"/>
             <w:rPr>
-              <w:rFonts w:ascii="Times New Roman" w:hAnsi="Times New Roman" w:cs="Times New Roman"/>
+              <w:rFonts w:ascii="Times New Roman" w:eastAsia="Times New Roman" w:hAnsi="Times New Roman" w:cstheme="minorBidi"/>
+              <w:b w:val="0"/>
+              <w:bCs w:val="0"/>
               <w:color w:val="auto"/>
+              <w:szCs w:val="22"/>
               <w:lang w:val="ru-RU"/>
             </w:rPr>
           </w:pPr>
@@ -71,7 +181,7 @@
           <w:hyperlink w:anchor="_Toc223677305" w:history="1">
             <w:r>
               <w:rPr>
-                <w:rStyle w:val="aff8"/>
+                <w:rStyle w:val="aff9"/>
               </w:rPr>
               <w:t>1 АНАЛИЗ ПРЕДМЕТНОЙ ОБЛАСТИ</w:t>
             </w:r>
@@ -130,7 +240,7 @@
           <w:hyperlink w:anchor="_Toc223677306" w:history="1">
             <w:r>
               <w:rPr>
-                <w:rStyle w:val="aff8"/>
+                <w:rStyle w:val="aff9"/>
               </w:rPr>
               <w:t>1.1 Анализ подразделения университета, обеспечивающего реализацию сервиса интеллектуального анализа эффективности физических упражнений</w:t>
             </w:r>
@@ -193,7 +303,7 @@
           <w:hyperlink w:anchor="_Toc223677307" w:history="1">
             <w:r>
               <w:rPr>
-                <w:rStyle w:val="aff8"/>
+                <w:rStyle w:val="aff9"/>
                 <w:rFonts w:eastAsiaTheme="majorEastAsia" w:cs="Times New Roman"/>
                 <w:noProof/>
                 <w:lang w:val="ru-RU"/>
@@ -273,7 +383,7 @@
           <w:hyperlink w:anchor="_Toc223677308" w:history="1">
             <w:r>
               <w:rPr>
-                <w:rStyle w:val="aff8"/>
+                <w:rStyle w:val="aff9"/>
                 <w:rFonts w:eastAsiaTheme="majorEastAsia" w:cs="Times New Roman"/>
                 <w:noProof/>
                 <w:lang w:val="ru-RU"/>
@@ -353,7 +463,7 @@
           <w:hyperlink w:anchor="_Toc223677309" w:history="1">
             <w:r>
               <w:rPr>
-                <w:rStyle w:val="aff8"/>
+                <w:rStyle w:val="aff9"/>
                 <w:rFonts w:eastAsiaTheme="majorEastAsia" w:cs="Times New Roman"/>
                 <w:noProof/>
                 <w:lang w:val="ru-RU"/>
@@ -429,7 +539,7 @@
           <w:hyperlink w:anchor="_Toc223677310" w:history="1">
             <w:r>
               <w:rPr>
-                <w:rStyle w:val="aff8"/>
+                <w:rStyle w:val="aff9"/>
               </w:rPr>
               <w:t>1.2 Моделирование бизнес-процесса интеллектуального анализа эффективности физических упражнений</w:t>
             </w:r>
@@ -492,7 +602,7 @@
           <w:hyperlink w:anchor="_Toc223677311" w:history="1">
             <w:r>
               <w:rPr>
-                <w:rStyle w:val="aff8"/>
+                <w:rStyle w:val="aff9"/>
                 <w:rFonts w:eastAsiaTheme="majorEastAsia" w:cs="Times New Roman"/>
                 <w:noProof/>
                 <w:lang w:val="ru-RU"/>
@@ -572,7 +682,7 @@
           <w:hyperlink w:anchor="_Toc223677312" w:history="1">
             <w:r>
               <w:rPr>
-                <w:rStyle w:val="aff8"/>
+                <w:rStyle w:val="aff9"/>
                 <w:rFonts w:eastAsiaTheme="majorEastAsia" w:cs="Times New Roman"/>
                 <w:noProof/>
                 <w:lang w:val="ru-RU"/>
@@ -648,7 +758,7 @@
           <w:hyperlink w:anchor="_Toc223677313" w:history="1">
             <w:r>
               <w:rPr>
-                <w:rStyle w:val="aff8"/>
+                <w:rStyle w:val="aff9"/>
               </w:rPr>
               <w:t>1.3 Анализ рынка программного обеспечения для автоматизации процесса анализа эффективности физических упражнений</w:t>
             </w:r>
@@ -707,7 +817,7 @@
           <w:hyperlink w:anchor="_Toc223677314" w:history="1">
             <w:r>
               <w:rPr>
-                <w:rStyle w:val="aff8"/>
+                <w:rStyle w:val="aff9"/>
               </w:rPr>
               <w:t>1.4 Анализ стейкхолдеров и их требований к разрабатываемой системе</w:t>
             </w:r>
@@ -766,7 +876,7 @@
           <w:hyperlink w:anchor="_Toc223677315" w:history="1">
             <w:r>
               <w:rPr>
-                <w:rStyle w:val="aff8"/>
+                <w:rStyle w:val="aff9"/>
               </w:rPr>
               <w:t>1.5 Выбор средств разработки</w:t>
             </w:r>
@@ -825,7 +935,7 @@
           <w:hyperlink w:anchor="_Toc223677316" w:history="1">
             <w:r>
               <w:rPr>
-                <w:rStyle w:val="aff8"/>
+                <w:rStyle w:val="aff9"/>
               </w:rPr>
               <w:t>1.6 Техническое задание на разработку веб-сервиса</w:t>
             </w:r>
@@ -884,7 +994,7 @@
           <w:hyperlink w:anchor="_Toc223677317" w:history="1">
             <w:r>
               <w:rPr>
-                <w:rStyle w:val="aff8"/>
+                <w:rStyle w:val="aff9"/>
               </w:rPr>
               <w:t>1.7 Выводы по разделу</w:t>
             </w:r>
@@ -1361,7 +1471,7 @@
     </w:p>
     <w:tbl>
       <w:tblPr>
-        <w:tblStyle w:val="aff0"/>
+        <w:tblStyle w:val="aff1"/>
         <w:tblW w:w="0" w:type="auto"/>
         <w:jc w:val="center"/>
         <w:tblLayout w:type="fixed"/>
@@ -3166,7 +3276,7 @@
     </w:p>
     <w:tbl>
       <w:tblPr>
-        <w:tblStyle w:val="aff0"/>
+        <w:tblStyle w:val="aff1"/>
         <w:tblW w:w="0" w:type="auto"/>
         <w:jc w:val="center"/>
         <w:tblLayout w:type="fixed"/>
@@ -4309,7 +4419,7 @@
     </w:p>
     <w:tbl>
       <w:tblPr>
-        <w:tblStyle w:val="aff0"/>
+        <w:tblStyle w:val="aff1"/>
         <w:tblW w:w="0" w:type="auto"/>
         <w:jc w:val="center"/>
         <w:tblLayout w:type="fixed"/>
@@ -5033,7 +5143,7 @@
     </w:p>
     <w:tbl>
       <w:tblPr>
-        <w:tblStyle w:val="aff0"/>
+        <w:tblStyle w:val="aff1"/>
         <w:tblW w:w="0" w:type="auto"/>
         <w:jc w:val="center"/>
         <w:tblLayout w:type="fixed"/>
@@ -5645,7 +5755,7 @@
     </w:p>
     <w:tbl>
       <w:tblPr>
-        <w:tblStyle w:val="aff0"/>
+        <w:tblStyle w:val="aff1"/>
         <w:tblW w:w="0" w:type="auto"/>
         <w:jc w:val="center"/>
         <w:tblLayout w:type="fixed"/>
@@ -6719,7 +6829,7 @@
     </w:p>
     <w:tbl>
       <w:tblPr>
-        <w:tblStyle w:val="aff0"/>
+        <w:tblStyle w:val="aff1"/>
         <w:tblW w:w="0" w:type="auto"/>
         <w:jc w:val="center"/>
         <w:tblLayout w:type="fixed"/>
@@ -7490,7 +7600,7 @@
     </w:p>
     <w:tbl>
       <w:tblPr>
-        <w:tblStyle w:val="aff0"/>
+        <w:tblStyle w:val="aff1"/>
         <w:tblW w:w="0" w:type="auto"/>
         <w:jc w:val="center"/>
         <w:tblLayout w:type="fixed"/>
@@ -8606,11 +8716,12 @@
       </w:r>
     </w:p>
     <w:sectPr>
-      <w:footerReference w:type="default" r:id="rId8"/>
       <w:pgSz w:w="12240" w:h="15840"/>
       <w:pgMar w:top="1134" w:right="850" w:bottom="1134" w:left="1701" w:header="720" w:footer="720" w:gutter="0"/>
+      <w:pgNumType w:start="2"/>
       <w:cols w:space="720"/>
-      <w:docGrid w:linePitch="360"/>
+      <w:titlePg/>
+      <w:docGrid w:linePitch="381"/>
     </w:sectPr>
   </w:body>
 </w:document>
@@ -8645,7 +8756,52 @@
 <w:ftr xmlns:wpc="http://schemas.microsoft.com/office/word/2010/wordprocessingCanvas" xmlns:cx="http://schemas.microsoft.com/office/drawing/2014/chartex" xmlns:cx1="http://schemas.microsoft.com/office/drawing/2015/9/8/chartex" xmlns:cx2="http://schemas.microsoft.com/office/drawing/2015/10/21/chartex" xmlns:cx3="http://schemas.microsoft.com/office/drawing/2016/5/9/chartex" xmlns:cx4="http://schemas.microsoft.com/office/drawing/2016/5/10/chartex" xmlns:cx5="http://schemas.microsoft.com/office/drawing/2016/5/11/chartex" xmlns:cx6="http://schemas.microsoft.com/office/drawing/2016/5/12/chartex" xmlns:cx7="http://schemas.microsoft.com/office/drawing/2016/5/13/chartex" xmlns:cx8="http://schemas.microsoft.com/office/drawing/2016/5/14/chartex" xmlns:mc="http://schemas.openxmlformats.org/markup-compatibility/2006" xmlns:aink="http://schemas.microsoft.com/office/drawing/2016/ink" xmlns:am3d="http://schemas.microsoft.com/office/drawing/2017/model3d" xmlns:o="urn:schemas-microsoft-com:office:office" xmlns:r="http://schemas.openxmlformats.org/officeDocument/2006/relationships" xmlns:m="http://schemas.openxmlformats.org/officeDocument/2006/math" xmlns:v="urn:schemas-microsoft-com:vml" xmlns:wp14="http://schemas.microsoft.com/office/word/2010/wordprocessingDrawing" xmlns:wp="http://schemas.openxmlformats.org/drawingml/2006/wordprocessingDrawing" xmlns:w10="urn:schemas-microsoft-com:office:word" xmlns:w="http://schemas.openxmlformats.org/wordprocessingml/2006/main" xmlns:w14="http://schemas.microsoft.com/office/word/2010/wordml" xmlns:w15="http://schemas.microsoft.com/office/word/2012/wordml" xmlns:w16cex="http://schemas.microsoft.com/office/word/2018/wordml/cex" xmlns:w16cid="http://schemas.microsoft.com/office/word/2016/wordml/cid" xmlns:w16="http://schemas.microsoft.com/office/word/2018/wordml" xmlns:w16sdtdh="http://schemas.microsoft.com/office/word/2020/wordml/sdtdatahash" xmlns:w16se="http://schemas.microsoft.com/office/word/2015/wordml/symex" xmlns:wpg="http://schemas.microsoft.com/office/word/2010/wordprocessingGroup" xmlns:wpi="http://schemas.microsoft.com/office/word/2010/wordprocessingInk" xmlns:wne="http://schemas.microsoft.com/office/word/2006/wordml" xmlns:wps="http://schemas.microsoft.com/office/word/2010/wordprocessingShape" mc:Ignorable="w14 w15 w16se w16cid w16 w16cex w16sdtdh wp14">
   <w:sdt>
     <w:sdtPr>
-      <w:id w:val="728432991"/>
+      <w:id w:val="-390277380"/>
+      <w:docPartObj>
+        <w:docPartGallery w:val="Page Numbers (Bottom of Page)"/>
+        <w:docPartUnique/>
+      </w:docPartObj>
+    </w:sdtPr>
+    <w:sdtContent>
+      <w:p>
+        <w:pPr>
+          <w:pStyle w:val="a7"/>
+          <w:jc w:val="center"/>
+        </w:pPr>
+        <w:r>
+          <w:fldChar w:fldCharType="begin"/>
+        </w:r>
+        <w:r>
+          <w:instrText>PAGE   \* MERGEFORMAT</w:instrText>
+        </w:r>
+        <w:r>
+          <w:fldChar w:fldCharType="separate"/>
+        </w:r>
+        <w:r>
+          <w:rPr>
+            <w:lang w:val="ru-RU"/>
+          </w:rPr>
+          <w:t>2</w:t>
+        </w:r>
+        <w:r>
+          <w:fldChar w:fldCharType="end"/>
+        </w:r>
+      </w:p>
+    </w:sdtContent>
+  </w:sdt>
+  <w:p>
+    <w:pPr>
+      <w:pStyle w:val="a7"/>
+    </w:pPr>
+  </w:p>
+</w:ftr>
+</file>
+
+<file path=word/footer2.xml><?xml version="1.0" encoding="utf-8"?>
+<w:ftr xmlns:wpc="http://schemas.microsoft.com/office/word/2010/wordprocessingCanvas" xmlns:cx="http://schemas.microsoft.com/office/drawing/2014/chartex" xmlns:cx1="http://schemas.microsoft.com/office/drawing/2015/9/8/chartex" xmlns:cx2="http://schemas.microsoft.com/office/drawing/2015/10/21/chartex" xmlns:cx3="http://schemas.microsoft.com/office/drawing/2016/5/9/chartex" xmlns:cx4="http://schemas.microsoft.com/office/drawing/2016/5/10/chartex" xmlns:cx5="http://schemas.microsoft.com/office/drawing/2016/5/11/chartex" xmlns:cx6="http://schemas.microsoft.com/office/drawing/2016/5/12/chartex" xmlns:cx7="http://schemas.microsoft.com/office/drawing/2016/5/13/chartex" xmlns:cx8="http://schemas.microsoft.com/office/drawing/2016/5/14/chartex" xmlns:mc="http://schemas.openxmlformats.org/markup-compatibility/2006" xmlns:aink="http://schemas.microsoft.com/office/drawing/2016/ink" xmlns:am3d="http://schemas.microsoft.com/office/drawing/2017/model3d" xmlns:o="urn:schemas-microsoft-com:office:office" xmlns:r="http://schemas.openxmlformats.org/officeDocument/2006/relationships" xmlns:m="http://schemas.openxmlformats.org/officeDocument/2006/math" xmlns:v="urn:schemas-microsoft-com:vml" xmlns:wp14="http://schemas.microsoft.com/office/word/2010/wordprocessingDrawing" xmlns:wp="http://schemas.openxmlformats.org/drawingml/2006/wordprocessingDrawing" xmlns:w10="urn:schemas-microsoft-com:office:word" xmlns:w="http://schemas.openxmlformats.org/wordprocessingml/2006/main" xmlns:w14="http://schemas.microsoft.com/office/word/2010/wordml" xmlns:w15="http://schemas.microsoft.com/office/word/2012/wordml" xmlns:w16cex="http://schemas.microsoft.com/office/word/2018/wordml/cex" xmlns:w16cid="http://schemas.microsoft.com/office/word/2016/wordml/cid" xmlns:w16="http://schemas.microsoft.com/office/word/2018/wordml" xmlns:w16sdtdh="http://schemas.microsoft.com/office/word/2020/wordml/sdtdatahash" xmlns:w16se="http://schemas.microsoft.com/office/word/2015/wordml/symex" xmlns:wpg="http://schemas.microsoft.com/office/word/2010/wordprocessingGroup" xmlns:wpi="http://schemas.microsoft.com/office/word/2010/wordprocessingInk" xmlns:wne="http://schemas.microsoft.com/office/word/2006/wordml" xmlns:wps="http://schemas.microsoft.com/office/word/2010/wordprocessingShape" mc:Ignorable="w14 w15 w16se w16cid w16 w16cex w16sdtdh wp14">
+  <w:sdt>
+    <w:sdtPr>
+      <w:id w:val="-2111493521"/>
       <w:docPartObj>
         <w:docPartGallery w:val="Page Numbers (Bottom of Page)"/>
         <w:docPartUnique/>
@@ -9590,6 +9746,7 @@
   </w:style>
   <w:style w:type="paragraph" w:styleId="a9">
     <w:name w:val="No Spacing"/>
+    <w:link w:val="aa"/>
     <w:uiPriority w:val="1"/>
     <w:qFormat/>
     <w:rsid w:val="00FC693F"/>
@@ -9640,11 +9797,11 @@
       <w:color w:val="4F81BD" w:themeColor="accent1"/>
     </w:rPr>
   </w:style>
-  <w:style w:type="paragraph" w:styleId="aa">
+  <w:style w:type="paragraph" w:styleId="ab">
     <w:name w:val="Title"/>
     <w:basedOn w:val="a1"/>
     <w:next w:val="a1"/>
-    <w:link w:val="ab"/>
+    <w:link w:val="ac"/>
     <w:uiPriority w:val="10"/>
     <w:qFormat/>
     <w:rsid w:val="00FC693F"/>
@@ -9664,10 +9821,10 @@
       <w:szCs w:val="52"/>
     </w:rPr>
   </w:style>
-  <w:style w:type="character" w:customStyle="1" w:styleId="ab">
+  <w:style w:type="character" w:customStyle="1" w:styleId="ac">
     <w:name w:val="Заголовок Знак"/>
     <w:basedOn w:val="a2"/>
-    <w:link w:val="aa"/>
+    <w:link w:val="ab"/>
     <w:uiPriority w:val="10"/>
     <w:rsid w:val="00FC693F"/>
     <w:rPr>
@@ -9679,11 +9836,11 @@
       <w:szCs w:val="52"/>
     </w:rPr>
   </w:style>
-  <w:style w:type="paragraph" w:styleId="ac">
+  <w:style w:type="paragraph" w:styleId="ad">
     <w:name w:val="Subtitle"/>
     <w:basedOn w:val="a1"/>
     <w:next w:val="a1"/>
-    <w:link w:val="ad"/>
+    <w:link w:val="ae"/>
     <w:uiPriority w:val="11"/>
     <w:qFormat/>
     <w:rsid w:val="00FC693F"/>
@@ -9702,10 +9859,10 @@
       <w:szCs w:val="24"/>
     </w:rPr>
   </w:style>
-  <w:style w:type="character" w:customStyle="1" w:styleId="ad">
+  <w:style w:type="character" w:customStyle="1" w:styleId="ae">
     <w:name w:val="Подзаголовок Знак"/>
     <w:basedOn w:val="a2"/>
-    <w:link w:val="ac"/>
+    <w:link w:val="ad"/>
     <w:uiPriority w:val="11"/>
     <w:rsid w:val="00FC693F"/>
     <w:rPr>
@@ -9718,7 +9875,7 @@
       <w:szCs w:val="24"/>
     </w:rPr>
   </w:style>
-  <w:style w:type="paragraph" w:styleId="ae">
+  <w:style w:type="paragraph" w:styleId="af">
     <w:name w:val="List Paragraph"/>
     <w:basedOn w:val="a1"/>
     <w:uiPriority w:val="34"/>
@@ -9729,10 +9886,10 @@
       <w:contextualSpacing/>
     </w:pPr>
   </w:style>
-  <w:style w:type="paragraph" w:styleId="af">
+  <w:style w:type="paragraph" w:styleId="af0">
     <w:name w:val="Body Text"/>
     <w:basedOn w:val="a1"/>
-    <w:link w:val="af0"/>
+    <w:link w:val="af1"/>
     <w:uiPriority w:val="99"/>
     <w:unhideWhenUsed/>
     <w:rsid w:val="00AA1D8D"/>
@@ -9740,10 +9897,10 @@
       <w:spacing w:after="120"/>
     </w:pPr>
   </w:style>
-  <w:style w:type="character" w:customStyle="1" w:styleId="af0">
+  <w:style w:type="character" w:customStyle="1" w:styleId="af1">
     <w:name w:val="Основной текст Знак"/>
     <w:basedOn w:val="a2"/>
-    <w:link w:val="af"/>
+    <w:link w:val="af0"/>
     <w:uiPriority w:val="99"/>
     <w:rsid w:val="00AA1D8D"/>
   </w:style>
@@ -9791,7 +9948,7 @@
       <w:szCs w:val="16"/>
     </w:rPr>
   </w:style>
-  <w:style w:type="paragraph" w:styleId="af1">
+  <w:style w:type="paragraph" w:styleId="af2">
     <w:name w:val="List"/>
     <w:basedOn w:val="a1"/>
     <w:uiPriority w:val="99"/>
@@ -9902,7 +10059,7 @@
       <w:contextualSpacing/>
     </w:pPr>
   </w:style>
-  <w:style w:type="paragraph" w:styleId="af2">
+  <w:style w:type="paragraph" w:styleId="af3">
     <w:name w:val="List Continue"/>
     <w:basedOn w:val="a1"/>
     <w:uiPriority w:val="99"/>
@@ -9938,9 +10095,9 @@
       <w:contextualSpacing/>
     </w:pPr>
   </w:style>
-  <w:style w:type="paragraph" w:styleId="af3">
+  <w:style w:type="paragraph" w:styleId="af4">
     <w:name w:val="macro"/>
-    <w:link w:val="af4"/>
+    <w:link w:val="af5"/>
     <w:uiPriority w:val="99"/>
     <w:unhideWhenUsed/>
     <w:rsid w:val="0029639D"/>
@@ -9961,10 +10118,10 @@
       <w:szCs w:val="20"/>
     </w:rPr>
   </w:style>
-  <w:style w:type="character" w:customStyle="1" w:styleId="af4">
+  <w:style w:type="character" w:customStyle="1" w:styleId="af5">
     <w:name w:val="Текст макроса Знак"/>
     <w:basedOn w:val="a2"/>
-    <w:link w:val="af3"/>
+    <w:link w:val="af4"/>
     <w:uiPriority w:val="99"/>
     <w:rsid w:val="0029639D"/>
     <w:rPr>
@@ -10085,7 +10242,7 @@
       <w:szCs w:val="20"/>
     </w:rPr>
   </w:style>
-  <w:style w:type="paragraph" w:styleId="af5">
+  <w:style w:type="paragraph" w:styleId="af6">
     <w:name w:val="caption"/>
     <w:basedOn w:val="a1"/>
     <w:next w:val="a1"/>
@@ -10105,7 +10262,7 @@
       <w:szCs w:val="18"/>
     </w:rPr>
   </w:style>
-  <w:style w:type="character" w:styleId="af6">
+  <w:style w:type="character" w:styleId="af7">
     <w:name w:val="Strong"/>
     <w:basedOn w:val="a2"/>
     <w:uiPriority w:val="22"/>
@@ -10116,7 +10273,7 @@
       <w:bCs/>
     </w:rPr>
   </w:style>
-  <w:style w:type="character" w:styleId="af7">
+  <w:style w:type="character" w:styleId="af8">
     <w:name w:val="Emphasis"/>
     <w:basedOn w:val="a2"/>
     <w:uiPriority w:val="20"/>
@@ -10127,11 +10284,11 @@
       <w:iCs/>
     </w:rPr>
   </w:style>
-  <w:style w:type="paragraph" w:styleId="af8">
+  <w:style w:type="paragraph" w:styleId="af9">
     <w:name w:val="Intense Quote"/>
     <w:basedOn w:val="a1"/>
     <w:next w:val="a1"/>
-    <w:link w:val="af9"/>
+    <w:link w:val="afa"/>
     <w:uiPriority w:val="30"/>
     <w:qFormat/>
     <w:rsid w:val="00FC693F"/>
@@ -10150,10 +10307,10 @@
       <w:color w:val="4F81BD" w:themeColor="accent1"/>
     </w:rPr>
   </w:style>
-  <w:style w:type="character" w:customStyle="1" w:styleId="af9">
+  <w:style w:type="character" w:customStyle="1" w:styleId="afa">
     <w:name w:val="Выделенная цитата Знак"/>
     <w:basedOn w:val="a2"/>
-    <w:link w:val="af8"/>
+    <w:link w:val="af9"/>
     <w:uiPriority w:val="30"/>
     <w:rsid w:val="00FC693F"/>
     <w:rPr>
@@ -10164,7 +10321,7 @@
       <w:color w:val="4F81BD" w:themeColor="accent1"/>
     </w:rPr>
   </w:style>
-  <w:style w:type="character" w:styleId="afa">
+  <w:style w:type="character" w:styleId="afb">
     <w:name w:val="Subtle Emphasis"/>
     <w:basedOn w:val="a2"/>
     <w:uiPriority w:val="19"/>
@@ -10176,7 +10333,7 @@
       <w:color w:val="808080" w:themeColor="text1" w:themeTint="7F"/>
     </w:rPr>
   </w:style>
-  <w:style w:type="character" w:styleId="afb">
+  <w:style w:type="character" w:styleId="afc">
     <w:name w:val="Intense Emphasis"/>
     <w:basedOn w:val="a2"/>
     <w:uiPriority w:val="21"/>
@@ -10190,7 +10347,7 @@
       <w:color w:val="4F81BD" w:themeColor="accent1"/>
     </w:rPr>
   </w:style>
-  <w:style w:type="character" w:styleId="afc">
+  <w:style w:type="character" w:styleId="afd">
     <w:name w:val="Subtle Reference"/>
     <w:basedOn w:val="a2"/>
     <w:uiPriority w:val="31"/>
@@ -10202,7 +10359,7 @@
       <w:u w:val="single"/>
     </w:rPr>
   </w:style>
-  <w:style w:type="character" w:styleId="afd">
+  <w:style w:type="character" w:styleId="afe">
     <w:name w:val="Intense Reference"/>
     <w:basedOn w:val="a2"/>
     <w:uiPriority w:val="32"/>
@@ -10217,7 +10374,7 @@
       <w:u w:val="single"/>
     </w:rPr>
   </w:style>
-  <w:style w:type="character" w:styleId="afe">
+  <w:style w:type="character" w:styleId="aff">
     <w:name w:val="Book Title"/>
     <w:basedOn w:val="a2"/>
     <w:uiPriority w:val="33"/>
@@ -10230,7 +10387,7 @@
       <w:spacing w:val="5"/>
     </w:rPr>
   </w:style>
-  <w:style w:type="paragraph" w:styleId="aff">
+  <w:style w:type="paragraph" w:styleId="aff0">
     <w:name w:val="TOC Heading"/>
     <w:basedOn w:val="1"/>
     <w:next w:val="a1"/>
@@ -10242,7 +10399,7 @@
       <w:outlineLvl w:val="9"/>
     </w:pPr>
   </w:style>
-  <w:style w:type="table" w:styleId="aff0">
+  <w:style w:type="table" w:styleId="aff1">
     <w:name w:val="Table Grid"/>
     <w:basedOn w:val="a3"/>
     <w:uiPriority w:val="59"/>
@@ -10261,7 +10418,7 @@
       </w:tblBorders>
     </w:tblPr>
   </w:style>
-  <w:style w:type="table" w:styleId="aff1">
+  <w:style w:type="table" w:styleId="aff2">
     <w:name w:val="Light Shading"/>
     <w:basedOn w:val="a3"/>
     <w:uiPriority w:val="60"/>
@@ -10933,7 +11090,7 @@
       </w:tcPr>
     </w:tblStylePr>
   </w:style>
-  <w:style w:type="table" w:styleId="aff2">
+  <w:style w:type="table" w:styleId="aff3">
     <w:name w:val="Light List"/>
     <w:basedOn w:val="a3"/>
     <w:uiPriority w:val="61"/>
@@ -11528,7 +11685,7 @@
       </w:tcPr>
     </w:tblStylePr>
   </w:style>
-  <w:style w:type="table" w:styleId="aff3">
+  <w:style w:type="table" w:styleId="aff4">
     <w:name w:val="Light Grid"/>
     <w:basedOn w:val="a3"/>
     <w:uiPriority w:val="62"/>
@@ -17688,7 +17845,7 @@
       </w:tcPr>
     </w:tblStylePr>
   </w:style>
-  <w:style w:type="table" w:styleId="aff4">
+  <w:style w:type="table" w:styleId="aff5">
     <w:name w:val="Dark List"/>
     <w:basedOn w:val="a3"/>
     <w:uiPriority w:val="70"/>
@@ -18437,7 +18594,7 @@
       </w:tcPr>
     </w:tblStylePr>
   </w:style>
-  <w:style w:type="table" w:styleId="aff5">
+  <w:style w:type="table" w:styleId="aff6">
     <w:name w:val="Colorful Shading"/>
     <w:basedOn w:val="a3"/>
     <w:uiPriority w:val="71"/>
@@ -19232,7 +19389,7 @@
       </w:rPr>
     </w:tblStylePr>
   </w:style>
-  <w:style w:type="table" w:styleId="aff6">
+  <w:style w:type="table" w:styleId="aff7">
     <w:name w:val="Colorful List"/>
     <w:basedOn w:val="a3"/>
     <w:uiPriority w:val="72"/>
@@ -19785,7 +19942,7 @@
       </w:tcPr>
     </w:tblStylePr>
   </w:style>
-  <w:style w:type="table" w:styleId="aff7">
+  <w:style w:type="table" w:styleId="aff8">
     <w:name w:val="Colorful Grid"/>
     <w:basedOn w:val="a3"/>
     <w:uiPriority w:val="73"/>
@@ -20354,7 +20511,7 @@
       <w:ind w:left="560"/>
     </w:pPr>
   </w:style>
-  <w:style w:type="character" w:styleId="aff8">
+  <w:style w:type="character" w:styleId="aff9">
     <w:name w:val="Hyperlink"/>
     <w:basedOn w:val="a2"/>
     <w:uiPriority w:val="99"/>
@@ -20364,6 +20521,13 @@
       <w:color w:val="0000FF" w:themeColor="hyperlink"/>
       <w:u w:val="single"/>
     </w:rPr>
+  </w:style>
+  <w:style w:type="character" w:customStyle="1" w:styleId="aa">
+    <w:name w:val="Без интервала Знак"/>
+    <w:basedOn w:val="a2"/>
+    <w:link w:val="a9"/>
+    <w:uiPriority w:val="1"/>
+    <w:rsid w:val="004607C2"/>
   </w:style>
 </w:styles>
 </file>
